--- a/python/05_반복문/05_반복문_교안.docx
+++ b/python/05_반복문/05_반복문_교안.docx
@@ -3867,356 +3867,6 @@
             <w:r>
               <w:rPr>
                 <w:rFonts w:ascii="Consolas" w:cs="Consolas" w:eastAsia="맑은 고딕" w:hAnsi="Consolas"/>
-                <w:b/>
-                <w:bCs/>
-                <w:i w:val="false"/>
-                <w:iCs w:val="false"/>
-                <w:color w:val="0033B3"/>
-                <w:sz w:val="17"/>
-                <w:szCs w:val="17"/>
-              </w:rPr>
-              <w:t xml:space="preserve">for</w:t>
-            </w:r>
-            <w:r>
-              <w:rPr>
-                <w:rFonts w:ascii="Consolas" w:cs="Consolas" w:eastAsia="맑은 고딕" w:hAnsi="Consolas"/>
-                <w:b w:val="false"/>
-                <w:bCs w:val="false"/>
-                <w:i w:val="false"/>
-                <w:iCs w:val="false"/>
-                <w:color w:val="24292F"/>
-                <w:sz w:val="17"/>
-                <w:szCs w:val="17"/>
-              </w:rPr>
-              <w:t xml:space="preserve"> </w:t>
-            </w:r>
-            <w:r>
-              <w:rPr>
-                <w:rFonts w:ascii="Consolas" w:cs="Consolas" w:eastAsia="맑은 고딕" w:hAnsi="Consolas"/>
-                <w:b w:val="false"/>
-                <w:bCs w:val="false"/>
-                <w:i w:val="false"/>
-                <w:iCs w:val="false"/>
-                <w:color w:val="24292F"/>
-                <w:sz w:val="17"/>
-                <w:szCs w:val="17"/>
-              </w:rPr>
-              <w:t xml:space="preserve">i</w:t>
-            </w:r>
-            <w:r>
-              <w:rPr>
-                <w:rFonts w:ascii="Consolas" w:cs="Consolas" w:eastAsia="맑은 고딕" w:hAnsi="Consolas"/>
-                <w:b w:val="false"/>
-                <w:bCs w:val="false"/>
-                <w:i w:val="false"/>
-                <w:iCs w:val="false"/>
-                <w:color w:val="24292F"/>
-                <w:sz w:val="17"/>
-                <w:szCs w:val="17"/>
-              </w:rPr>
-              <w:t xml:space="preserve"> </w:t>
-            </w:r>
-            <w:r>
-              <w:rPr>
-                <w:rFonts w:ascii="Consolas" w:cs="Consolas" w:eastAsia="맑은 고딕" w:hAnsi="Consolas"/>
-                <w:b/>
-                <w:bCs/>
-                <w:i w:val="false"/>
-                <w:iCs w:val="false"/>
-                <w:color w:val="0033B3"/>
-                <w:sz w:val="17"/>
-                <w:szCs w:val="17"/>
-              </w:rPr>
-              <w:t xml:space="preserve">in</w:t>
-            </w:r>
-            <w:r>
-              <w:rPr>
-                <w:rFonts w:ascii="Consolas" w:cs="Consolas" w:eastAsia="맑은 고딕" w:hAnsi="Consolas"/>
-                <w:b w:val="false"/>
-                <w:bCs w:val="false"/>
-                <w:i w:val="false"/>
-                <w:iCs w:val="false"/>
-                <w:color w:val="24292F"/>
-                <w:sz w:val="17"/>
-                <w:szCs w:val="17"/>
-              </w:rPr>
-              <w:t xml:space="preserve"> </w:t>
-            </w:r>
-            <w:r>
-              <w:rPr>
-                <w:rFonts w:ascii="Consolas" w:cs="Consolas" w:eastAsia="맑은 고딕" w:hAnsi="Consolas"/>
-                <w:b w:val="false"/>
-                <w:bCs w:val="false"/>
-                <w:i w:val="false"/>
-                <w:iCs w:val="false"/>
-                <w:color w:val="795E26"/>
-                <w:sz w:val="17"/>
-                <w:szCs w:val="17"/>
-              </w:rPr>
-              <w:t xml:space="preserve">range</w:t>
-            </w:r>
-            <w:r>
-              <w:rPr>
-                <w:rFonts w:ascii="Consolas" w:cs="Consolas" w:eastAsia="맑은 고딕" w:hAnsi="Consolas"/>
-                <w:b w:val="false"/>
-                <w:bCs w:val="false"/>
-                <w:i w:val="false"/>
-                <w:iCs w:val="false"/>
-                <w:color w:val="24292F"/>
-                <w:sz w:val="17"/>
-                <w:szCs w:val="17"/>
-              </w:rPr>
-              <w:t xml:space="preserve">(</w:t>
-            </w:r>
-            <w:r>
-              <w:rPr>
-                <w:rFonts w:ascii="Consolas" w:cs="Consolas" w:eastAsia="맑은 고딕" w:hAnsi="Consolas"/>
-                <w:b w:val="false"/>
-                <w:bCs w:val="false"/>
-                <w:i w:val="false"/>
-                <w:iCs w:val="false"/>
-                <w:color w:val="098658"/>
-                <w:sz w:val="17"/>
-                <w:szCs w:val="17"/>
-              </w:rPr>
-              <w:t xml:space="preserve">1</w:t>
-            </w:r>
-            <w:r>
-              <w:rPr>
-                <w:rFonts w:ascii="Consolas" w:cs="Consolas" w:eastAsia="맑은 고딕" w:hAnsi="Consolas"/>
-                <w:b w:val="false"/>
-                <w:bCs w:val="false"/>
-                <w:i w:val="false"/>
-                <w:iCs w:val="false"/>
-                <w:color w:val="24292F"/>
-                <w:sz w:val="17"/>
-                <w:szCs w:val="17"/>
-              </w:rPr>
-              <w:t xml:space="preserve">, </w:t>
-            </w:r>
-            <w:r>
-              <w:rPr>
-                <w:rFonts w:ascii="Consolas" w:cs="Consolas" w:eastAsia="맑은 고딕" w:hAnsi="Consolas"/>
-                <w:b w:val="false"/>
-                <w:bCs w:val="false"/>
-                <w:i w:val="false"/>
-                <w:iCs w:val="false"/>
-                <w:color w:val="098658"/>
-                <w:sz w:val="17"/>
-                <w:szCs w:val="17"/>
-              </w:rPr>
-              <w:t xml:space="preserve">11</w:t>
-            </w:r>
-            <w:r>
-              <w:rPr>
-                <w:rFonts w:ascii="Consolas" w:cs="Consolas" w:eastAsia="맑은 고딕" w:hAnsi="Consolas"/>
-                <w:b w:val="false"/>
-                <w:bCs w:val="false"/>
-                <w:i w:val="false"/>
-                <w:iCs w:val="false"/>
-                <w:color w:val="24292F"/>
-                <w:sz w:val="17"/>
-                <w:szCs w:val="17"/>
-              </w:rPr>
-              <w:t xml:space="preserve">):</w:t>
-            </w:r>
-          </w:p>
-          <w:p>
-            <w:pPr>
-              <w:spacing w:after="0" w:line="252"/>
-            </w:pPr>
-            <w:r>
-              <w:rPr>
-                <w:rFonts w:ascii="Consolas" w:cs="Consolas" w:eastAsia="맑은 고딕" w:hAnsi="Consolas"/>
-                <w:color w:val="A0A0A0"/>
-                <w:sz w:val="17"/>
-                <w:szCs w:val="17"/>
-              </w:rPr>
-              <w:t xml:space="preserve"> 4  </w:t>
-            </w:r>
-            <w:r>
-              <w:rPr>
-                <w:rFonts w:ascii="Consolas" w:cs="Consolas" w:eastAsia="맑은 고딕" w:hAnsi="Consolas"/>
-                <w:b w:val="false"/>
-                <w:bCs w:val="false"/>
-                <w:i w:val="false"/>
-                <w:iCs w:val="false"/>
-                <w:color w:val="24292F"/>
-                <w:sz w:val="17"/>
-                <w:szCs w:val="17"/>
-              </w:rPr>
-              <w:t xml:space="preserve">    </w:t>
-            </w:r>
-            <w:r>
-              <w:rPr>
-                <w:rFonts w:ascii="Consolas" w:cs="Consolas" w:eastAsia="맑은 고딕" w:hAnsi="Consolas"/>
-                <w:b w:val="false"/>
-                <w:bCs w:val="false"/>
-                <w:i w:val="false"/>
-                <w:iCs w:val="false"/>
-                <w:color w:val="24292F"/>
-                <w:sz w:val="17"/>
-                <w:szCs w:val="17"/>
-              </w:rPr>
-              <w:t xml:space="preserve">total</w:t>
-            </w:r>
-            <w:r>
-              <w:rPr>
-                <w:rFonts w:ascii="Consolas" w:cs="Consolas" w:eastAsia="맑은 고딕" w:hAnsi="Consolas"/>
-                <w:b w:val="false"/>
-                <w:bCs w:val="false"/>
-                <w:i w:val="false"/>
-                <w:iCs w:val="false"/>
-                <w:color w:val="24292F"/>
-                <w:sz w:val="17"/>
-                <w:szCs w:val="17"/>
-              </w:rPr>
-              <w:t xml:space="preserve"> += </w:t>
-            </w:r>
-            <w:r>
-              <w:rPr>
-                <w:rFonts w:ascii="Consolas" w:cs="Consolas" w:eastAsia="맑은 고딕" w:hAnsi="Consolas"/>
-                <w:b w:val="false"/>
-                <w:bCs w:val="false"/>
-                <w:i w:val="false"/>
-                <w:iCs w:val="false"/>
-                <w:color w:val="24292F"/>
-                <w:sz w:val="17"/>
-                <w:szCs w:val="17"/>
-              </w:rPr>
-              <w:t xml:space="preserve">i</w:t>
-            </w:r>
-          </w:p>
-          <w:p>
-            <w:pPr>
-              <w:spacing w:after="0" w:line="252"/>
-            </w:pPr>
-            <w:r>
-              <w:rPr>
-                <w:rFonts w:ascii="Consolas" w:cs="Consolas" w:eastAsia="맑은 고딕" w:hAnsi="Consolas"/>
-                <w:color w:val="A0A0A0"/>
-                <w:sz w:val="17"/>
-                <w:szCs w:val="17"/>
-              </w:rPr>
-              <w:t xml:space="preserve"> 5  </w:t>
-            </w:r>
-            <w:r>
-              <w:rPr>
-                <w:rFonts w:ascii="Consolas" w:cs="Consolas" w:eastAsia="맑은 고딕" w:hAnsi="Consolas"/>
-                <w:b w:val="false"/>
-                <w:bCs w:val="false"/>
-                <w:i w:val="false"/>
-                <w:iCs w:val="false"/>
-                <w:color w:val="795E26"/>
-                <w:sz w:val="17"/>
-                <w:szCs w:val="17"/>
-              </w:rPr>
-              <w:t xml:space="preserve">print</w:t>
-            </w:r>
-            <w:r>
-              <w:rPr>
-                <w:rFonts w:ascii="Consolas" w:cs="Consolas" w:eastAsia="맑은 고딕" w:hAnsi="Consolas"/>
-                <w:b w:val="false"/>
-                <w:bCs w:val="false"/>
-                <w:i w:val="false"/>
-                <w:iCs w:val="false"/>
-                <w:color w:val="24292F"/>
-                <w:sz w:val="17"/>
-                <w:szCs w:val="17"/>
-              </w:rPr>
-              <w:t xml:space="preserve">(</w:t>
-            </w:r>
-            <w:r>
-              <w:rPr>
-                <w:rFonts w:ascii="Consolas" w:cs="Consolas" w:eastAsia="맑은 고딕" w:hAnsi="Consolas"/>
-                <w:b w:val="false"/>
-                <w:bCs w:val="false"/>
-                <w:i w:val="false"/>
-                <w:iCs w:val="false"/>
-                <w:color w:val="A31515"/>
-                <w:sz w:val="17"/>
-                <w:szCs w:val="17"/>
-              </w:rPr>
-              <w:t xml:space="preserve">"1 ~ 10 의 합:"</w:t>
-            </w:r>
-            <w:r>
-              <w:rPr>
-                <w:rFonts w:ascii="Consolas" w:cs="Consolas" w:eastAsia="맑은 고딕" w:hAnsi="Consolas"/>
-                <w:b w:val="false"/>
-                <w:bCs w:val="false"/>
-                <w:i w:val="false"/>
-                <w:iCs w:val="false"/>
-                <w:color w:val="24292F"/>
-                <w:sz w:val="17"/>
-                <w:szCs w:val="17"/>
-              </w:rPr>
-              <w:t xml:space="preserve">, </w:t>
-            </w:r>
-            <w:r>
-              <w:rPr>
-                <w:rFonts w:ascii="Consolas" w:cs="Consolas" w:eastAsia="맑은 고딕" w:hAnsi="Consolas"/>
-                <w:b w:val="false"/>
-                <w:bCs w:val="false"/>
-                <w:i w:val="false"/>
-                <w:iCs w:val="false"/>
-                <w:color w:val="24292F"/>
-                <w:sz w:val="17"/>
-                <w:szCs w:val="17"/>
-              </w:rPr>
-              <w:t xml:space="preserve">total</w:t>
-            </w:r>
-            <w:r>
-              <w:rPr>
-                <w:rFonts w:ascii="Consolas" w:cs="Consolas" w:eastAsia="맑은 고딕" w:hAnsi="Consolas"/>
-                <w:b w:val="false"/>
-                <w:bCs w:val="false"/>
-                <w:i w:val="false"/>
-                <w:iCs w:val="false"/>
-                <w:color w:val="24292F"/>
-                <w:sz w:val="17"/>
-                <w:szCs w:val="17"/>
-              </w:rPr>
-              <w:t xml:space="preserve">)</w:t>
-            </w:r>
-          </w:p>
-          <w:p>
-            <w:pPr>
-              <w:spacing w:after="0" w:line="252"/>
-            </w:pPr>
-            <w:r>
-              <w:rPr>
-                <w:rFonts w:ascii="Consolas" w:cs="Consolas" w:eastAsia="맑은 고딕" w:hAnsi="Consolas"/>
-                <w:color w:val="A0A0A0"/>
-                <w:sz w:val="17"/>
-                <w:szCs w:val="17"/>
-              </w:rPr>
-              <w:t xml:space="preserve"> 6  </w:t>
-            </w:r>
-            <w:r>
-              <w:rPr>
-                <w:rFonts w:ascii="Consolas" w:cs="Consolas" w:eastAsia="맑은 고딕" w:hAnsi="Consolas"/>
-                <w:sz w:val="17"/>
-                <w:szCs w:val="17"/>
-              </w:rPr>
-              <w:t xml:space="preserve"> </w:t>
-            </w:r>
-          </w:p>
-          <w:p>
-            <w:pPr>
-              <w:spacing w:after="0" w:line="252"/>
-            </w:pPr>
-            <w:r>
-              <w:rPr>
-                <w:rFonts w:ascii="Consolas" w:cs="Consolas" w:eastAsia="맑은 고딕" w:hAnsi="Consolas"/>
-                <w:color w:val="A0A0A0"/>
-                <w:sz w:val="17"/>
-                <w:szCs w:val="17"/>
-              </w:rPr>
-              <w:t xml:space="preserve"> 7  </w:t>
-            </w:r>
-            <w:r>
-              <w:rPr>
-                <w:rFonts w:ascii="Consolas" w:cs="Consolas" w:eastAsia="맑은 고딕" w:hAnsi="Consolas"/>
                 <w:b w:val="false"/>
                 <w:bCs w:val="false"/>
                 <w:i/>
@@ -4225,7 +3875,7 @@
                 <w:sz w:val="17"/>
                 <w:szCs w:val="17"/>
               </w:rPr>
-              <w:t xml:space="preserve"># 짝수의 합</w:t>
+              <w:t xml:space="preserve"># range(1, 11): 1 부터 10 까지 (11 은 포함하지 않아요)</w:t>
             </w:r>
           </w:p>
           <w:p>
@@ -4239,60 +3889,7 @@
                 <w:sz w:val="17"/>
                 <w:szCs w:val="17"/>
               </w:rPr>
-              <w:t xml:space="preserve"> 8  </w:t>
-            </w:r>
-            <w:r>
-              <w:rPr>
-                <w:rFonts w:ascii="Consolas" w:cs="Consolas" w:eastAsia="맑은 고딕" w:hAnsi="Consolas"/>
-                <w:b w:val="false"/>
-                <w:bCs w:val="false"/>
-                <w:i w:val="false"/>
-                <w:iCs w:val="false"/>
-                <w:color w:val="24292F"/>
-                <w:sz w:val="17"/>
-                <w:szCs w:val="17"/>
-              </w:rPr>
-              <w:t xml:space="preserve">even_sum</w:t>
-            </w:r>
-            <w:r>
-              <w:rPr>
-                <w:rFonts w:ascii="Consolas" w:cs="Consolas" w:eastAsia="맑은 고딕" w:hAnsi="Consolas"/>
-                <w:b w:val="false"/>
-                <w:bCs w:val="false"/>
-                <w:i w:val="false"/>
-                <w:iCs w:val="false"/>
-                <w:color w:val="24292F"/>
-                <w:sz w:val="17"/>
-                <w:szCs w:val="17"/>
-              </w:rPr>
-              <w:t xml:space="preserve"> = </w:t>
-            </w:r>
-            <w:r>
-              <w:rPr>
-                <w:rFonts w:ascii="Consolas" w:cs="Consolas" w:eastAsia="맑은 고딕" w:hAnsi="Consolas"/>
-                <w:b w:val="false"/>
-                <w:bCs w:val="false"/>
-                <w:i w:val="false"/>
-                <w:iCs w:val="false"/>
-                <w:color w:val="098658"/>
-                <w:sz w:val="17"/>
-                <w:szCs w:val="17"/>
-              </w:rPr>
-              <w:t xml:space="preserve">0</w:t>
-            </w:r>
-          </w:p>
-          <w:p>
-            <w:pPr>
-              <w:spacing w:after="0" w:line="252"/>
-            </w:pPr>
-            <w:r>
-              <w:rPr>
-                <w:rFonts w:ascii="Consolas" w:cs="Consolas" w:eastAsia="맑은 고딕" w:hAnsi="Consolas"/>
-                <w:color w:val="A0A0A0"/>
-                <w:sz w:val="17"/>
-                <w:szCs w:val="17"/>
-              </w:rPr>
-              <w:t xml:space="preserve"> 9  </w:t>
+              <w:t xml:space="preserve"> 4  </w:t>
             </w:r>
             <w:r>
               <w:rPr>
@@ -4435,7 +4032,7 @@
                 <w:sz w:val="17"/>
                 <w:szCs w:val="17"/>
               </w:rPr>
-              <w:t xml:space="preserve">101</w:t>
+              <w:t xml:space="preserve">11</w:t>
             </w:r>
             <w:r>
               <w:rPr>
@@ -4462,7 +4059,7 @@
                 <w:sz w:val="17"/>
                 <w:szCs w:val="17"/>
               </w:rPr>
-              <w:t xml:space="preserve">10  </w:t>
+              <w:t xml:space="preserve"> 5  </w:t>
             </w:r>
             <w:r>
               <w:rPr>
@@ -4476,304 +4073,6 @@
                 <w:szCs w:val="17"/>
               </w:rPr>
               <w:t xml:space="preserve">    </w:t>
-            </w:r>
-            <w:r>
-              <w:rPr>
-                <w:rFonts w:ascii="Consolas" w:cs="Consolas" w:eastAsia="맑은 고딕" w:hAnsi="Consolas"/>
-                <w:b/>
-                <w:bCs/>
-                <w:i w:val="false"/>
-                <w:iCs w:val="false"/>
-                <w:color w:val="0033B3"/>
-                <w:sz w:val="17"/>
-                <w:szCs w:val="17"/>
-              </w:rPr>
-              <w:t xml:space="preserve">if</w:t>
-            </w:r>
-            <w:r>
-              <w:rPr>
-                <w:rFonts w:ascii="Consolas" w:cs="Consolas" w:eastAsia="맑은 고딕" w:hAnsi="Consolas"/>
-                <w:b w:val="false"/>
-                <w:bCs w:val="false"/>
-                <w:i w:val="false"/>
-                <w:iCs w:val="false"/>
-                <w:color w:val="24292F"/>
-                <w:sz w:val="17"/>
-                <w:szCs w:val="17"/>
-              </w:rPr>
-              <w:t xml:space="preserve"> </w:t>
-            </w:r>
-            <w:r>
-              <w:rPr>
-                <w:rFonts w:ascii="Consolas" w:cs="Consolas" w:eastAsia="맑은 고딕" w:hAnsi="Consolas"/>
-                <w:b w:val="false"/>
-                <w:bCs w:val="false"/>
-                <w:i w:val="false"/>
-                <w:iCs w:val="false"/>
-                <w:color w:val="24292F"/>
-                <w:sz w:val="17"/>
-                <w:szCs w:val="17"/>
-              </w:rPr>
-              <w:t xml:space="preserve">i</w:t>
-            </w:r>
-            <w:r>
-              <w:rPr>
-                <w:rFonts w:ascii="Consolas" w:cs="Consolas" w:eastAsia="맑은 고딕" w:hAnsi="Consolas"/>
-                <w:b w:val="false"/>
-                <w:bCs w:val="false"/>
-                <w:i w:val="false"/>
-                <w:iCs w:val="false"/>
-                <w:color w:val="24292F"/>
-                <w:sz w:val="17"/>
-                <w:szCs w:val="17"/>
-              </w:rPr>
-              <w:t xml:space="preserve"> % </w:t>
-            </w:r>
-            <w:r>
-              <w:rPr>
-                <w:rFonts w:ascii="Consolas" w:cs="Consolas" w:eastAsia="맑은 고딕" w:hAnsi="Consolas"/>
-                <w:b w:val="false"/>
-                <w:bCs w:val="false"/>
-                <w:i w:val="false"/>
-                <w:iCs w:val="false"/>
-                <w:color w:val="098658"/>
-                <w:sz w:val="17"/>
-                <w:szCs w:val="17"/>
-              </w:rPr>
-              <w:t xml:space="preserve">2</w:t>
-            </w:r>
-            <w:r>
-              <w:rPr>
-                <w:rFonts w:ascii="Consolas" w:cs="Consolas" w:eastAsia="맑은 고딕" w:hAnsi="Consolas"/>
-                <w:b w:val="false"/>
-                <w:bCs w:val="false"/>
-                <w:i w:val="false"/>
-                <w:iCs w:val="false"/>
-                <w:color w:val="24292F"/>
-                <w:sz w:val="17"/>
-                <w:szCs w:val="17"/>
-              </w:rPr>
-              <w:t xml:space="preserve"> == </w:t>
-            </w:r>
-            <w:r>
-              <w:rPr>
-                <w:rFonts w:ascii="Consolas" w:cs="Consolas" w:eastAsia="맑은 고딕" w:hAnsi="Consolas"/>
-                <w:b w:val="false"/>
-                <w:bCs w:val="false"/>
-                <w:i w:val="false"/>
-                <w:iCs w:val="false"/>
-                <w:color w:val="098658"/>
-                <w:sz w:val="17"/>
-                <w:szCs w:val="17"/>
-              </w:rPr>
-              <w:t xml:space="preserve">0</w:t>
-            </w:r>
-            <w:r>
-              <w:rPr>
-                <w:rFonts w:ascii="Consolas" w:cs="Consolas" w:eastAsia="맑은 고딕" w:hAnsi="Consolas"/>
-                <w:b w:val="false"/>
-                <w:bCs w:val="false"/>
-                <w:i w:val="false"/>
-                <w:iCs w:val="false"/>
-                <w:color w:val="24292F"/>
-                <w:sz w:val="17"/>
-                <w:szCs w:val="17"/>
-              </w:rPr>
-              <w:t xml:space="preserve">:</w:t>
-            </w:r>
-          </w:p>
-          <w:p>
-            <w:pPr>
-              <w:spacing w:after="0" w:line="252"/>
-            </w:pPr>
-            <w:r>
-              <w:rPr>
-                <w:rFonts w:ascii="Consolas" w:cs="Consolas" w:eastAsia="맑은 고딕" w:hAnsi="Consolas"/>
-                <w:color w:val="A0A0A0"/>
-                <w:sz w:val="17"/>
-                <w:szCs w:val="17"/>
-              </w:rPr>
-              <w:t xml:space="preserve">11  </w:t>
-            </w:r>
-            <w:r>
-              <w:rPr>
-                <w:rFonts w:ascii="Consolas" w:cs="Consolas" w:eastAsia="맑은 고딕" w:hAnsi="Consolas"/>
-                <w:b w:val="false"/>
-                <w:bCs w:val="false"/>
-                <w:i w:val="false"/>
-                <w:iCs w:val="false"/>
-                <w:color w:val="24292F"/>
-                <w:sz w:val="17"/>
-                <w:szCs w:val="17"/>
-              </w:rPr>
-              <w:t xml:space="preserve">        </w:t>
-            </w:r>
-            <w:r>
-              <w:rPr>
-                <w:rFonts w:ascii="Consolas" w:cs="Consolas" w:eastAsia="맑은 고딕" w:hAnsi="Consolas"/>
-                <w:b w:val="false"/>
-                <w:bCs w:val="false"/>
-                <w:i w:val="false"/>
-                <w:iCs w:val="false"/>
-                <w:color w:val="24292F"/>
-                <w:sz w:val="17"/>
-                <w:szCs w:val="17"/>
-              </w:rPr>
-              <w:t xml:space="preserve">even_sum</w:t>
-            </w:r>
-            <w:r>
-              <w:rPr>
-                <w:rFonts w:ascii="Consolas" w:cs="Consolas" w:eastAsia="맑은 고딕" w:hAnsi="Consolas"/>
-                <w:b w:val="false"/>
-                <w:bCs w:val="false"/>
-                <w:i w:val="false"/>
-                <w:iCs w:val="false"/>
-                <w:color w:val="24292F"/>
-                <w:sz w:val="17"/>
-                <w:szCs w:val="17"/>
-              </w:rPr>
-              <w:t xml:space="preserve"> += </w:t>
-            </w:r>
-            <w:r>
-              <w:rPr>
-                <w:rFonts w:ascii="Consolas" w:cs="Consolas" w:eastAsia="맑은 고딕" w:hAnsi="Consolas"/>
-                <w:b w:val="false"/>
-                <w:bCs w:val="false"/>
-                <w:i w:val="false"/>
-                <w:iCs w:val="false"/>
-                <w:color w:val="24292F"/>
-                <w:sz w:val="17"/>
-                <w:szCs w:val="17"/>
-              </w:rPr>
-              <w:t xml:space="preserve">i</w:t>
-            </w:r>
-          </w:p>
-          <w:p>
-            <w:pPr>
-              <w:spacing w:after="0" w:line="252"/>
-            </w:pPr>
-            <w:r>
-              <w:rPr>
-                <w:rFonts w:ascii="Consolas" w:cs="Consolas" w:eastAsia="맑은 고딕" w:hAnsi="Consolas"/>
-                <w:color w:val="A0A0A0"/>
-                <w:sz w:val="17"/>
-                <w:szCs w:val="17"/>
-              </w:rPr>
-              <w:t xml:space="preserve">12  </w:t>
-            </w:r>
-            <w:r>
-              <w:rPr>
-                <w:rFonts w:ascii="Consolas" w:cs="Consolas" w:eastAsia="맑은 고딕" w:hAnsi="Consolas"/>
-                <w:b w:val="false"/>
-                <w:bCs w:val="false"/>
-                <w:i w:val="false"/>
-                <w:iCs w:val="false"/>
-                <w:color w:val="795E26"/>
-                <w:sz w:val="17"/>
-                <w:szCs w:val="17"/>
-              </w:rPr>
-              <w:t xml:space="preserve">print</w:t>
-            </w:r>
-            <w:r>
-              <w:rPr>
-                <w:rFonts w:ascii="Consolas" w:cs="Consolas" w:eastAsia="맑은 고딕" w:hAnsi="Consolas"/>
-                <w:b w:val="false"/>
-                <w:bCs w:val="false"/>
-                <w:i w:val="false"/>
-                <w:iCs w:val="false"/>
-                <w:color w:val="24292F"/>
-                <w:sz w:val="17"/>
-                <w:szCs w:val="17"/>
-              </w:rPr>
-              <w:t xml:space="preserve">(</w:t>
-            </w:r>
-            <w:r>
-              <w:rPr>
-                <w:rFonts w:ascii="Consolas" w:cs="Consolas" w:eastAsia="맑은 고딕" w:hAnsi="Consolas"/>
-                <w:b w:val="false"/>
-                <w:bCs w:val="false"/>
-                <w:i w:val="false"/>
-                <w:iCs w:val="false"/>
-                <w:color w:val="A31515"/>
-                <w:sz w:val="17"/>
-                <w:szCs w:val="17"/>
-              </w:rPr>
-              <w:t xml:space="preserve">"1 ~ 100 짝수의 합:"</w:t>
-            </w:r>
-            <w:r>
-              <w:rPr>
-                <w:rFonts w:ascii="Consolas" w:cs="Consolas" w:eastAsia="맑은 고딕" w:hAnsi="Consolas"/>
-                <w:b w:val="false"/>
-                <w:bCs w:val="false"/>
-                <w:i w:val="false"/>
-                <w:iCs w:val="false"/>
-                <w:color w:val="24292F"/>
-                <w:sz w:val="17"/>
-                <w:szCs w:val="17"/>
-              </w:rPr>
-              <w:t xml:space="preserve">, </w:t>
-            </w:r>
-            <w:r>
-              <w:rPr>
-                <w:rFonts w:ascii="Consolas" w:cs="Consolas" w:eastAsia="맑은 고딕" w:hAnsi="Consolas"/>
-                <w:b w:val="false"/>
-                <w:bCs w:val="false"/>
-                <w:i w:val="false"/>
-                <w:iCs w:val="false"/>
-                <w:color w:val="24292F"/>
-                <w:sz w:val="17"/>
-                <w:szCs w:val="17"/>
-              </w:rPr>
-              <w:t xml:space="preserve">even_sum</w:t>
-            </w:r>
-            <w:r>
-              <w:rPr>
-                <w:rFonts w:ascii="Consolas" w:cs="Consolas" w:eastAsia="맑은 고딕" w:hAnsi="Consolas"/>
-                <w:b w:val="false"/>
-                <w:bCs w:val="false"/>
-                <w:i w:val="false"/>
-                <w:iCs w:val="false"/>
-                <w:color w:val="24292F"/>
-                <w:sz w:val="17"/>
-                <w:szCs w:val="17"/>
-              </w:rPr>
-              <w:t xml:space="preserve">)</w:t>
-            </w:r>
-          </w:p>
-          <w:p>
-            <w:pPr>
-              <w:spacing w:after="0" w:line="252"/>
-            </w:pPr>
-            <w:r>
-              <w:rPr>
-                <w:rFonts w:ascii="Consolas" w:cs="Consolas" w:eastAsia="맑은 고딕" w:hAnsi="Consolas"/>
-                <w:color w:val="A0A0A0"/>
-                <w:sz w:val="17"/>
-                <w:szCs w:val="17"/>
-              </w:rPr>
-              <w:t xml:space="preserve">13  </w:t>
-            </w:r>
-            <w:r>
-              <w:rPr>
-                <w:rFonts w:ascii="Consolas" w:cs="Consolas" w:eastAsia="맑은 고딕" w:hAnsi="Consolas"/>
-                <w:sz w:val="17"/>
-                <w:szCs w:val="17"/>
-              </w:rPr>
-              <w:t xml:space="preserve"> </w:t>
-            </w:r>
-          </w:p>
-          <w:p>
-            <w:pPr>
-              <w:spacing w:after="0" w:line="252"/>
-            </w:pPr>
-            <w:r>
-              <w:rPr>
-                <w:rFonts w:ascii="Consolas" w:cs="Consolas" w:eastAsia="맑은 고딕" w:hAnsi="Consolas"/>
-                <w:color w:val="A0A0A0"/>
-                <w:sz w:val="17"/>
-                <w:szCs w:val="17"/>
-              </w:rPr>
-              <w:t xml:space="preserve">14  </w:t>
             </w:r>
             <w:r>
               <w:rPr>
@@ -4786,6 +4085,841 @@
                 <w:sz w:val="17"/>
                 <w:szCs w:val="17"/>
               </w:rPr>
+              <w:t xml:space="preserve"># total += i 는 total = total + i 와 같아요</w:t>
+            </w:r>
+          </w:p>
+          <w:p>
+            <w:pPr>
+              <w:spacing w:after="0" w:line="252"/>
+            </w:pPr>
+            <w:r>
+              <w:rPr>
+                <w:rFonts w:ascii="Consolas" w:cs="Consolas" w:eastAsia="맑은 고딕" w:hAnsi="Consolas"/>
+                <w:color w:val="A0A0A0"/>
+                <w:sz w:val="17"/>
+                <w:szCs w:val="17"/>
+              </w:rPr>
+              <w:t xml:space="preserve"> 6  </w:t>
+            </w:r>
+            <w:r>
+              <w:rPr>
+                <w:rFonts w:ascii="Consolas" w:cs="Consolas" w:eastAsia="맑은 고딕" w:hAnsi="Consolas"/>
+                <w:b w:val="false"/>
+                <w:bCs w:val="false"/>
+                <w:i w:val="false"/>
+                <w:iCs w:val="false"/>
+                <w:color w:val="24292F"/>
+                <w:sz w:val="17"/>
+                <w:szCs w:val="17"/>
+              </w:rPr>
+              <w:t xml:space="preserve">    </w:t>
+            </w:r>
+            <w:r>
+              <w:rPr>
+                <w:rFonts w:ascii="Consolas" w:cs="Consolas" w:eastAsia="맑은 고딕" w:hAnsi="Consolas"/>
+                <w:b w:val="false"/>
+                <w:bCs w:val="false"/>
+                <w:i w:val="false"/>
+                <w:iCs w:val="false"/>
+                <w:color w:val="24292F"/>
+                <w:sz w:val="17"/>
+                <w:szCs w:val="17"/>
+              </w:rPr>
+              <w:t xml:space="preserve">total</w:t>
+            </w:r>
+            <w:r>
+              <w:rPr>
+                <w:rFonts w:ascii="Consolas" w:cs="Consolas" w:eastAsia="맑은 고딕" w:hAnsi="Consolas"/>
+                <w:b w:val="false"/>
+                <w:bCs w:val="false"/>
+                <w:i w:val="false"/>
+                <w:iCs w:val="false"/>
+                <w:color w:val="24292F"/>
+                <w:sz w:val="17"/>
+                <w:szCs w:val="17"/>
+              </w:rPr>
+              <w:t xml:space="preserve"> += </w:t>
+            </w:r>
+            <w:r>
+              <w:rPr>
+                <w:rFonts w:ascii="Consolas" w:cs="Consolas" w:eastAsia="맑은 고딕" w:hAnsi="Consolas"/>
+                <w:b w:val="false"/>
+                <w:bCs w:val="false"/>
+                <w:i w:val="false"/>
+                <w:iCs w:val="false"/>
+                <w:color w:val="24292F"/>
+                <w:sz w:val="17"/>
+                <w:szCs w:val="17"/>
+              </w:rPr>
+              <w:t xml:space="preserve">i</w:t>
+            </w:r>
+          </w:p>
+          <w:p>
+            <w:pPr>
+              <w:spacing w:after="0" w:line="252"/>
+            </w:pPr>
+            <w:r>
+              <w:rPr>
+                <w:rFonts w:ascii="Consolas" w:cs="Consolas" w:eastAsia="맑은 고딕" w:hAnsi="Consolas"/>
+                <w:color w:val="A0A0A0"/>
+                <w:sz w:val="17"/>
+                <w:szCs w:val="17"/>
+              </w:rPr>
+              <w:t xml:space="preserve"> 7  </w:t>
+            </w:r>
+            <w:r>
+              <w:rPr>
+                <w:rFonts w:ascii="Consolas" w:cs="Consolas" w:eastAsia="맑은 고딕" w:hAnsi="Consolas"/>
+                <w:b w:val="false"/>
+                <w:bCs w:val="false"/>
+                <w:i w:val="false"/>
+                <w:iCs w:val="false"/>
+                <w:color w:val="795E26"/>
+                <w:sz w:val="17"/>
+                <w:szCs w:val="17"/>
+              </w:rPr>
+              <w:t xml:space="preserve">print</w:t>
+            </w:r>
+            <w:r>
+              <w:rPr>
+                <w:rFonts w:ascii="Consolas" w:cs="Consolas" w:eastAsia="맑은 고딕" w:hAnsi="Consolas"/>
+                <w:b w:val="false"/>
+                <w:bCs w:val="false"/>
+                <w:i w:val="false"/>
+                <w:iCs w:val="false"/>
+                <w:color w:val="24292F"/>
+                <w:sz w:val="17"/>
+                <w:szCs w:val="17"/>
+              </w:rPr>
+              <w:t xml:space="preserve">(</w:t>
+            </w:r>
+            <w:r>
+              <w:rPr>
+                <w:rFonts w:ascii="Consolas" w:cs="Consolas" w:eastAsia="맑은 고딕" w:hAnsi="Consolas"/>
+                <w:b w:val="false"/>
+                <w:bCs w:val="false"/>
+                <w:i w:val="false"/>
+                <w:iCs w:val="false"/>
+                <w:color w:val="A31515"/>
+                <w:sz w:val="17"/>
+                <w:szCs w:val="17"/>
+              </w:rPr>
+              <w:t xml:space="preserve">"1 ~ 10 의 합:"</w:t>
+            </w:r>
+            <w:r>
+              <w:rPr>
+                <w:rFonts w:ascii="Consolas" w:cs="Consolas" w:eastAsia="맑은 고딕" w:hAnsi="Consolas"/>
+                <w:b w:val="false"/>
+                <w:bCs w:val="false"/>
+                <w:i w:val="false"/>
+                <w:iCs w:val="false"/>
+                <w:color w:val="24292F"/>
+                <w:sz w:val="17"/>
+                <w:szCs w:val="17"/>
+              </w:rPr>
+              <w:t xml:space="preserve">, </w:t>
+            </w:r>
+            <w:r>
+              <w:rPr>
+                <w:rFonts w:ascii="Consolas" w:cs="Consolas" w:eastAsia="맑은 고딕" w:hAnsi="Consolas"/>
+                <w:b w:val="false"/>
+                <w:bCs w:val="false"/>
+                <w:i w:val="false"/>
+                <w:iCs w:val="false"/>
+                <w:color w:val="24292F"/>
+                <w:sz w:val="17"/>
+                <w:szCs w:val="17"/>
+              </w:rPr>
+              <w:t xml:space="preserve">total</w:t>
+            </w:r>
+            <w:r>
+              <w:rPr>
+                <w:rFonts w:ascii="Consolas" w:cs="Consolas" w:eastAsia="맑은 고딕" w:hAnsi="Consolas"/>
+                <w:b w:val="false"/>
+                <w:bCs w:val="false"/>
+                <w:i w:val="false"/>
+                <w:iCs w:val="false"/>
+                <w:color w:val="24292F"/>
+                <w:sz w:val="17"/>
+                <w:szCs w:val="17"/>
+              </w:rPr>
+              <w:t xml:space="preserve">)</w:t>
+            </w:r>
+          </w:p>
+          <w:p>
+            <w:pPr>
+              <w:spacing w:after="0" w:line="252"/>
+            </w:pPr>
+            <w:r>
+              <w:rPr>
+                <w:rFonts w:ascii="Consolas" w:cs="Consolas" w:eastAsia="맑은 고딕" w:hAnsi="Consolas"/>
+                <w:color w:val="A0A0A0"/>
+                <w:sz w:val="17"/>
+                <w:szCs w:val="17"/>
+              </w:rPr>
+              <w:t xml:space="preserve"> 8  </w:t>
+            </w:r>
+            <w:r>
+              <w:rPr>
+                <w:rFonts w:ascii="Consolas" w:cs="Consolas" w:eastAsia="맑은 고딕" w:hAnsi="Consolas"/>
+                <w:sz w:val="17"/>
+                <w:szCs w:val="17"/>
+              </w:rPr>
+              <w:t xml:space="preserve"> </w:t>
+            </w:r>
+          </w:p>
+          <w:p>
+            <w:pPr>
+              <w:spacing w:after="0" w:line="252"/>
+            </w:pPr>
+            <w:r>
+              <w:rPr>
+                <w:rFonts w:ascii="Consolas" w:cs="Consolas" w:eastAsia="맑은 고딕" w:hAnsi="Consolas"/>
+                <w:color w:val="A0A0A0"/>
+                <w:sz w:val="17"/>
+                <w:szCs w:val="17"/>
+              </w:rPr>
+              <w:t xml:space="preserve"> 9  </w:t>
+            </w:r>
+            <w:r>
+              <w:rPr>
+                <w:rFonts w:ascii="Consolas" w:cs="Consolas" w:eastAsia="맑은 고딕" w:hAnsi="Consolas"/>
+                <w:b w:val="false"/>
+                <w:bCs w:val="false"/>
+                <w:i/>
+                <w:iCs/>
+                <w:color w:val="6A9955"/>
+                <w:sz w:val="17"/>
+                <w:szCs w:val="17"/>
+              </w:rPr>
+              <w:t xml:space="preserve"># 짝수의 합</w:t>
+            </w:r>
+          </w:p>
+          <w:p>
+            <w:pPr>
+              <w:spacing w:after="0" w:line="252"/>
+            </w:pPr>
+            <w:r>
+              <w:rPr>
+                <w:rFonts w:ascii="Consolas" w:cs="Consolas" w:eastAsia="맑은 고딕" w:hAnsi="Consolas"/>
+                <w:color w:val="A0A0A0"/>
+                <w:sz w:val="17"/>
+                <w:szCs w:val="17"/>
+              </w:rPr>
+              <w:t xml:space="preserve">10  </w:t>
+            </w:r>
+            <w:r>
+              <w:rPr>
+                <w:rFonts w:ascii="Consolas" w:cs="Consolas" w:eastAsia="맑은 고딕" w:hAnsi="Consolas"/>
+                <w:b w:val="false"/>
+                <w:bCs w:val="false"/>
+                <w:i w:val="false"/>
+                <w:iCs w:val="false"/>
+                <w:color w:val="24292F"/>
+                <w:sz w:val="17"/>
+                <w:szCs w:val="17"/>
+              </w:rPr>
+              <w:t xml:space="preserve">even_sum</w:t>
+            </w:r>
+            <w:r>
+              <w:rPr>
+                <w:rFonts w:ascii="Consolas" w:cs="Consolas" w:eastAsia="맑은 고딕" w:hAnsi="Consolas"/>
+                <w:b w:val="false"/>
+                <w:bCs w:val="false"/>
+                <w:i w:val="false"/>
+                <w:iCs w:val="false"/>
+                <w:color w:val="24292F"/>
+                <w:sz w:val="17"/>
+                <w:szCs w:val="17"/>
+              </w:rPr>
+              <w:t xml:space="preserve"> = </w:t>
+            </w:r>
+            <w:r>
+              <w:rPr>
+                <w:rFonts w:ascii="Consolas" w:cs="Consolas" w:eastAsia="맑은 고딕" w:hAnsi="Consolas"/>
+                <w:b w:val="false"/>
+                <w:bCs w:val="false"/>
+                <w:i w:val="false"/>
+                <w:iCs w:val="false"/>
+                <w:color w:val="098658"/>
+                <w:sz w:val="17"/>
+                <w:szCs w:val="17"/>
+              </w:rPr>
+              <w:t xml:space="preserve">0</w:t>
+            </w:r>
+          </w:p>
+          <w:p>
+            <w:pPr>
+              <w:spacing w:after="0" w:line="252"/>
+            </w:pPr>
+            <w:r>
+              <w:rPr>
+                <w:rFonts w:ascii="Consolas" w:cs="Consolas" w:eastAsia="맑은 고딕" w:hAnsi="Consolas"/>
+                <w:color w:val="A0A0A0"/>
+                <w:sz w:val="17"/>
+                <w:szCs w:val="17"/>
+              </w:rPr>
+              <w:t xml:space="preserve">11  </w:t>
+            </w:r>
+            <w:r>
+              <w:rPr>
+                <w:rFonts w:ascii="Consolas" w:cs="Consolas" w:eastAsia="맑은 고딕" w:hAnsi="Consolas"/>
+                <w:b w:val="false"/>
+                <w:bCs w:val="false"/>
+                <w:i/>
+                <w:iCs/>
+                <w:color w:val="6A9955"/>
+                <w:sz w:val="17"/>
+                <w:szCs w:val="17"/>
+              </w:rPr>
+              <w:t xml:space="preserve"># 1 ~ 100 중에서</w:t>
+            </w:r>
+          </w:p>
+          <w:p>
+            <w:pPr>
+              <w:spacing w:after="0" w:line="252"/>
+            </w:pPr>
+            <w:r>
+              <w:rPr>
+                <w:rFonts w:ascii="Consolas" w:cs="Consolas" w:eastAsia="맑은 고딕" w:hAnsi="Consolas"/>
+                <w:color w:val="A0A0A0"/>
+                <w:sz w:val="17"/>
+                <w:szCs w:val="17"/>
+              </w:rPr>
+              <w:t xml:space="preserve">12  </w:t>
+            </w:r>
+            <w:r>
+              <w:rPr>
+                <w:rFonts w:ascii="Consolas" w:cs="Consolas" w:eastAsia="맑은 고딕" w:hAnsi="Consolas"/>
+                <w:b/>
+                <w:bCs/>
+                <w:i w:val="false"/>
+                <w:iCs w:val="false"/>
+                <w:color w:val="0033B3"/>
+                <w:sz w:val="17"/>
+                <w:szCs w:val="17"/>
+              </w:rPr>
+              <w:t xml:space="preserve">for</w:t>
+            </w:r>
+            <w:r>
+              <w:rPr>
+                <w:rFonts w:ascii="Consolas" w:cs="Consolas" w:eastAsia="맑은 고딕" w:hAnsi="Consolas"/>
+                <w:b w:val="false"/>
+                <w:bCs w:val="false"/>
+                <w:i w:val="false"/>
+                <w:iCs w:val="false"/>
+                <w:color w:val="24292F"/>
+                <w:sz w:val="17"/>
+                <w:szCs w:val="17"/>
+              </w:rPr>
+              <w:t xml:space="preserve"> </w:t>
+            </w:r>
+            <w:r>
+              <w:rPr>
+                <w:rFonts w:ascii="Consolas" w:cs="Consolas" w:eastAsia="맑은 고딕" w:hAnsi="Consolas"/>
+                <w:b w:val="false"/>
+                <w:bCs w:val="false"/>
+                <w:i w:val="false"/>
+                <w:iCs w:val="false"/>
+                <w:color w:val="24292F"/>
+                <w:sz w:val="17"/>
+                <w:szCs w:val="17"/>
+              </w:rPr>
+              <w:t xml:space="preserve">i</w:t>
+            </w:r>
+            <w:r>
+              <w:rPr>
+                <w:rFonts w:ascii="Consolas" w:cs="Consolas" w:eastAsia="맑은 고딕" w:hAnsi="Consolas"/>
+                <w:b w:val="false"/>
+                <w:bCs w:val="false"/>
+                <w:i w:val="false"/>
+                <w:iCs w:val="false"/>
+                <w:color w:val="24292F"/>
+                <w:sz w:val="17"/>
+                <w:szCs w:val="17"/>
+              </w:rPr>
+              <w:t xml:space="preserve"> </w:t>
+            </w:r>
+            <w:r>
+              <w:rPr>
+                <w:rFonts w:ascii="Consolas" w:cs="Consolas" w:eastAsia="맑은 고딕" w:hAnsi="Consolas"/>
+                <w:b/>
+                <w:bCs/>
+                <w:i w:val="false"/>
+                <w:iCs w:val="false"/>
+                <w:color w:val="0033B3"/>
+                <w:sz w:val="17"/>
+                <w:szCs w:val="17"/>
+              </w:rPr>
+              <w:t xml:space="preserve">in</w:t>
+            </w:r>
+            <w:r>
+              <w:rPr>
+                <w:rFonts w:ascii="Consolas" w:cs="Consolas" w:eastAsia="맑은 고딕" w:hAnsi="Consolas"/>
+                <w:b w:val="false"/>
+                <w:bCs w:val="false"/>
+                <w:i w:val="false"/>
+                <w:iCs w:val="false"/>
+                <w:color w:val="24292F"/>
+                <w:sz w:val="17"/>
+                <w:szCs w:val="17"/>
+              </w:rPr>
+              <w:t xml:space="preserve"> </w:t>
+            </w:r>
+            <w:r>
+              <w:rPr>
+                <w:rFonts w:ascii="Consolas" w:cs="Consolas" w:eastAsia="맑은 고딕" w:hAnsi="Consolas"/>
+                <w:b w:val="false"/>
+                <w:bCs w:val="false"/>
+                <w:i w:val="false"/>
+                <w:iCs w:val="false"/>
+                <w:color w:val="795E26"/>
+                <w:sz w:val="17"/>
+                <w:szCs w:val="17"/>
+              </w:rPr>
+              <w:t xml:space="preserve">range</w:t>
+            </w:r>
+            <w:r>
+              <w:rPr>
+                <w:rFonts w:ascii="Consolas" w:cs="Consolas" w:eastAsia="맑은 고딕" w:hAnsi="Consolas"/>
+                <w:b w:val="false"/>
+                <w:bCs w:val="false"/>
+                <w:i w:val="false"/>
+                <w:iCs w:val="false"/>
+                <w:color w:val="24292F"/>
+                <w:sz w:val="17"/>
+                <w:szCs w:val="17"/>
+              </w:rPr>
+              <w:t xml:space="preserve">(</w:t>
+            </w:r>
+            <w:r>
+              <w:rPr>
+                <w:rFonts w:ascii="Consolas" w:cs="Consolas" w:eastAsia="맑은 고딕" w:hAnsi="Consolas"/>
+                <w:b w:val="false"/>
+                <w:bCs w:val="false"/>
+                <w:i w:val="false"/>
+                <w:iCs w:val="false"/>
+                <w:color w:val="098658"/>
+                <w:sz w:val="17"/>
+                <w:szCs w:val="17"/>
+              </w:rPr>
+              <w:t xml:space="preserve">1</w:t>
+            </w:r>
+            <w:r>
+              <w:rPr>
+                <w:rFonts w:ascii="Consolas" w:cs="Consolas" w:eastAsia="맑은 고딕" w:hAnsi="Consolas"/>
+                <w:b w:val="false"/>
+                <w:bCs w:val="false"/>
+                <w:i w:val="false"/>
+                <w:iCs w:val="false"/>
+                <w:color w:val="24292F"/>
+                <w:sz w:val="17"/>
+                <w:szCs w:val="17"/>
+              </w:rPr>
+              <w:t xml:space="preserve">, </w:t>
+            </w:r>
+            <w:r>
+              <w:rPr>
+                <w:rFonts w:ascii="Consolas" w:cs="Consolas" w:eastAsia="맑은 고딕" w:hAnsi="Consolas"/>
+                <w:b w:val="false"/>
+                <w:bCs w:val="false"/>
+                <w:i w:val="false"/>
+                <w:iCs w:val="false"/>
+                <w:color w:val="098658"/>
+                <w:sz w:val="17"/>
+                <w:szCs w:val="17"/>
+              </w:rPr>
+              <w:t xml:space="preserve">101</w:t>
+            </w:r>
+            <w:r>
+              <w:rPr>
+                <w:rFonts w:ascii="Consolas" w:cs="Consolas" w:eastAsia="맑은 고딕" w:hAnsi="Consolas"/>
+                <w:b w:val="false"/>
+                <w:bCs w:val="false"/>
+                <w:i w:val="false"/>
+                <w:iCs w:val="false"/>
+                <w:color w:val="24292F"/>
+                <w:sz w:val="17"/>
+                <w:szCs w:val="17"/>
+              </w:rPr>
+              <w:t xml:space="preserve">):</w:t>
+            </w:r>
+          </w:p>
+          <w:p>
+            <w:pPr>
+              <w:spacing w:after="0" w:line="252"/>
+            </w:pPr>
+            <w:r>
+              <w:rPr>
+                <w:rFonts w:ascii="Consolas" w:cs="Consolas" w:eastAsia="맑은 고딕" w:hAnsi="Consolas"/>
+                <w:color w:val="A0A0A0"/>
+                <w:sz w:val="17"/>
+                <w:szCs w:val="17"/>
+              </w:rPr>
+              <w:t xml:space="preserve">13  </w:t>
+            </w:r>
+            <w:r>
+              <w:rPr>
+                <w:rFonts w:ascii="Consolas" w:cs="Consolas" w:eastAsia="맑은 고딕" w:hAnsi="Consolas"/>
+                <w:b w:val="false"/>
+                <w:bCs w:val="false"/>
+                <w:i w:val="false"/>
+                <w:iCs w:val="false"/>
+                <w:color w:val="24292F"/>
+                <w:sz w:val="17"/>
+                <w:szCs w:val="17"/>
+              </w:rPr>
+              <w:t xml:space="preserve">    </w:t>
+            </w:r>
+            <w:r>
+              <w:rPr>
+                <w:rFonts w:ascii="Consolas" w:cs="Consolas" w:eastAsia="맑은 고딕" w:hAnsi="Consolas"/>
+                <w:b w:val="false"/>
+                <w:bCs w:val="false"/>
+                <w:i/>
+                <w:iCs/>
+                <w:color w:val="6A9955"/>
+                <w:sz w:val="17"/>
+                <w:szCs w:val="17"/>
+              </w:rPr>
+              <w:t xml:space="preserve"># 2로 나눈 나머지가 0 인 수(짝수)만 더하기</w:t>
+            </w:r>
+          </w:p>
+          <w:p>
+            <w:pPr>
+              <w:spacing w:after="0" w:line="252"/>
+            </w:pPr>
+            <w:r>
+              <w:rPr>
+                <w:rFonts w:ascii="Consolas" w:cs="Consolas" w:eastAsia="맑은 고딕" w:hAnsi="Consolas"/>
+                <w:color w:val="A0A0A0"/>
+                <w:sz w:val="17"/>
+                <w:szCs w:val="17"/>
+              </w:rPr>
+              <w:t xml:space="preserve">14  </w:t>
+            </w:r>
+            <w:r>
+              <w:rPr>
+                <w:rFonts w:ascii="Consolas" w:cs="Consolas" w:eastAsia="맑은 고딕" w:hAnsi="Consolas"/>
+                <w:b w:val="false"/>
+                <w:bCs w:val="false"/>
+                <w:i w:val="false"/>
+                <w:iCs w:val="false"/>
+                <w:color w:val="24292F"/>
+                <w:sz w:val="17"/>
+                <w:szCs w:val="17"/>
+              </w:rPr>
+              <w:t xml:space="preserve">    </w:t>
+            </w:r>
+            <w:r>
+              <w:rPr>
+                <w:rFonts w:ascii="Consolas" w:cs="Consolas" w:eastAsia="맑은 고딕" w:hAnsi="Consolas"/>
+                <w:b/>
+                <w:bCs/>
+                <w:i w:val="false"/>
+                <w:iCs w:val="false"/>
+                <w:color w:val="0033B3"/>
+                <w:sz w:val="17"/>
+                <w:szCs w:val="17"/>
+              </w:rPr>
+              <w:t xml:space="preserve">if</w:t>
+            </w:r>
+            <w:r>
+              <w:rPr>
+                <w:rFonts w:ascii="Consolas" w:cs="Consolas" w:eastAsia="맑은 고딕" w:hAnsi="Consolas"/>
+                <w:b w:val="false"/>
+                <w:bCs w:val="false"/>
+                <w:i w:val="false"/>
+                <w:iCs w:val="false"/>
+                <w:color w:val="24292F"/>
+                <w:sz w:val="17"/>
+                <w:szCs w:val="17"/>
+              </w:rPr>
+              <w:t xml:space="preserve"> </w:t>
+            </w:r>
+            <w:r>
+              <w:rPr>
+                <w:rFonts w:ascii="Consolas" w:cs="Consolas" w:eastAsia="맑은 고딕" w:hAnsi="Consolas"/>
+                <w:b w:val="false"/>
+                <w:bCs w:val="false"/>
+                <w:i w:val="false"/>
+                <w:iCs w:val="false"/>
+                <w:color w:val="24292F"/>
+                <w:sz w:val="17"/>
+                <w:szCs w:val="17"/>
+              </w:rPr>
+              <w:t xml:space="preserve">i</w:t>
+            </w:r>
+            <w:r>
+              <w:rPr>
+                <w:rFonts w:ascii="Consolas" w:cs="Consolas" w:eastAsia="맑은 고딕" w:hAnsi="Consolas"/>
+                <w:b w:val="false"/>
+                <w:bCs w:val="false"/>
+                <w:i w:val="false"/>
+                <w:iCs w:val="false"/>
+                <w:color w:val="24292F"/>
+                <w:sz w:val="17"/>
+                <w:szCs w:val="17"/>
+              </w:rPr>
+              <w:t xml:space="preserve"> % </w:t>
+            </w:r>
+            <w:r>
+              <w:rPr>
+                <w:rFonts w:ascii="Consolas" w:cs="Consolas" w:eastAsia="맑은 고딕" w:hAnsi="Consolas"/>
+                <w:b w:val="false"/>
+                <w:bCs w:val="false"/>
+                <w:i w:val="false"/>
+                <w:iCs w:val="false"/>
+                <w:color w:val="098658"/>
+                <w:sz w:val="17"/>
+                <w:szCs w:val="17"/>
+              </w:rPr>
+              <w:t xml:space="preserve">2</w:t>
+            </w:r>
+            <w:r>
+              <w:rPr>
+                <w:rFonts w:ascii="Consolas" w:cs="Consolas" w:eastAsia="맑은 고딕" w:hAnsi="Consolas"/>
+                <w:b w:val="false"/>
+                <w:bCs w:val="false"/>
+                <w:i w:val="false"/>
+                <w:iCs w:val="false"/>
+                <w:color w:val="24292F"/>
+                <w:sz w:val="17"/>
+                <w:szCs w:val="17"/>
+              </w:rPr>
+              <w:t xml:space="preserve"> == </w:t>
+            </w:r>
+            <w:r>
+              <w:rPr>
+                <w:rFonts w:ascii="Consolas" w:cs="Consolas" w:eastAsia="맑은 고딕" w:hAnsi="Consolas"/>
+                <w:b w:val="false"/>
+                <w:bCs w:val="false"/>
+                <w:i w:val="false"/>
+                <w:iCs w:val="false"/>
+                <w:color w:val="098658"/>
+                <w:sz w:val="17"/>
+                <w:szCs w:val="17"/>
+              </w:rPr>
+              <w:t xml:space="preserve">0</w:t>
+            </w:r>
+            <w:r>
+              <w:rPr>
+                <w:rFonts w:ascii="Consolas" w:cs="Consolas" w:eastAsia="맑은 고딕" w:hAnsi="Consolas"/>
+                <w:b w:val="false"/>
+                <w:bCs w:val="false"/>
+                <w:i w:val="false"/>
+                <w:iCs w:val="false"/>
+                <w:color w:val="24292F"/>
+                <w:sz w:val="17"/>
+                <w:szCs w:val="17"/>
+              </w:rPr>
+              <w:t xml:space="preserve">:</w:t>
+            </w:r>
+          </w:p>
+          <w:p>
+            <w:pPr>
+              <w:spacing w:after="0" w:line="252"/>
+            </w:pPr>
+            <w:r>
+              <w:rPr>
+                <w:rFonts w:ascii="Consolas" w:cs="Consolas" w:eastAsia="맑은 고딕" w:hAnsi="Consolas"/>
+                <w:color w:val="A0A0A0"/>
+                <w:sz w:val="17"/>
+                <w:szCs w:val="17"/>
+              </w:rPr>
+              <w:t xml:space="preserve">15  </w:t>
+            </w:r>
+            <w:r>
+              <w:rPr>
+                <w:rFonts w:ascii="Consolas" w:cs="Consolas" w:eastAsia="맑은 고딕" w:hAnsi="Consolas"/>
+                <w:b w:val="false"/>
+                <w:bCs w:val="false"/>
+                <w:i w:val="false"/>
+                <w:iCs w:val="false"/>
+                <w:color w:val="24292F"/>
+                <w:sz w:val="17"/>
+                <w:szCs w:val="17"/>
+              </w:rPr>
+              <w:t xml:space="preserve">        </w:t>
+            </w:r>
+            <w:r>
+              <w:rPr>
+                <w:rFonts w:ascii="Consolas" w:cs="Consolas" w:eastAsia="맑은 고딕" w:hAnsi="Consolas"/>
+                <w:b w:val="false"/>
+                <w:bCs w:val="false"/>
+                <w:i w:val="false"/>
+                <w:iCs w:val="false"/>
+                <w:color w:val="24292F"/>
+                <w:sz w:val="17"/>
+                <w:szCs w:val="17"/>
+              </w:rPr>
+              <w:t xml:space="preserve">even_sum</w:t>
+            </w:r>
+            <w:r>
+              <w:rPr>
+                <w:rFonts w:ascii="Consolas" w:cs="Consolas" w:eastAsia="맑은 고딕" w:hAnsi="Consolas"/>
+                <w:b w:val="false"/>
+                <w:bCs w:val="false"/>
+                <w:i w:val="false"/>
+                <w:iCs w:val="false"/>
+                <w:color w:val="24292F"/>
+                <w:sz w:val="17"/>
+                <w:szCs w:val="17"/>
+              </w:rPr>
+              <w:t xml:space="preserve"> += </w:t>
+            </w:r>
+            <w:r>
+              <w:rPr>
+                <w:rFonts w:ascii="Consolas" w:cs="Consolas" w:eastAsia="맑은 고딕" w:hAnsi="Consolas"/>
+                <w:b w:val="false"/>
+                <w:bCs w:val="false"/>
+                <w:i w:val="false"/>
+                <w:iCs w:val="false"/>
+                <w:color w:val="24292F"/>
+                <w:sz w:val="17"/>
+                <w:szCs w:val="17"/>
+              </w:rPr>
+              <w:t xml:space="preserve">i</w:t>
+            </w:r>
+          </w:p>
+          <w:p>
+            <w:pPr>
+              <w:spacing w:after="0" w:line="252"/>
+            </w:pPr>
+            <w:r>
+              <w:rPr>
+                <w:rFonts w:ascii="Consolas" w:cs="Consolas" w:eastAsia="맑은 고딕" w:hAnsi="Consolas"/>
+                <w:color w:val="A0A0A0"/>
+                <w:sz w:val="17"/>
+                <w:szCs w:val="17"/>
+              </w:rPr>
+              <w:t xml:space="preserve">16  </w:t>
+            </w:r>
+            <w:r>
+              <w:rPr>
+                <w:rFonts w:ascii="Consolas" w:cs="Consolas" w:eastAsia="맑은 고딕" w:hAnsi="Consolas"/>
+                <w:b w:val="false"/>
+                <w:bCs w:val="false"/>
+                <w:i w:val="false"/>
+                <w:iCs w:val="false"/>
+                <w:color w:val="795E26"/>
+                <w:sz w:val="17"/>
+                <w:szCs w:val="17"/>
+              </w:rPr>
+              <w:t xml:space="preserve">print</w:t>
+            </w:r>
+            <w:r>
+              <w:rPr>
+                <w:rFonts w:ascii="Consolas" w:cs="Consolas" w:eastAsia="맑은 고딕" w:hAnsi="Consolas"/>
+                <w:b w:val="false"/>
+                <w:bCs w:val="false"/>
+                <w:i w:val="false"/>
+                <w:iCs w:val="false"/>
+                <w:color w:val="24292F"/>
+                <w:sz w:val="17"/>
+                <w:szCs w:val="17"/>
+              </w:rPr>
+              <w:t xml:space="preserve">(</w:t>
+            </w:r>
+            <w:r>
+              <w:rPr>
+                <w:rFonts w:ascii="Consolas" w:cs="Consolas" w:eastAsia="맑은 고딕" w:hAnsi="Consolas"/>
+                <w:b w:val="false"/>
+                <w:bCs w:val="false"/>
+                <w:i w:val="false"/>
+                <w:iCs w:val="false"/>
+                <w:color w:val="A31515"/>
+                <w:sz w:val="17"/>
+                <w:szCs w:val="17"/>
+              </w:rPr>
+              <w:t xml:space="preserve">"1 ~ 100 짝수의 합:"</w:t>
+            </w:r>
+            <w:r>
+              <w:rPr>
+                <w:rFonts w:ascii="Consolas" w:cs="Consolas" w:eastAsia="맑은 고딕" w:hAnsi="Consolas"/>
+                <w:b w:val="false"/>
+                <w:bCs w:val="false"/>
+                <w:i w:val="false"/>
+                <w:iCs w:val="false"/>
+                <w:color w:val="24292F"/>
+                <w:sz w:val="17"/>
+                <w:szCs w:val="17"/>
+              </w:rPr>
+              <w:t xml:space="preserve">, </w:t>
+            </w:r>
+            <w:r>
+              <w:rPr>
+                <w:rFonts w:ascii="Consolas" w:cs="Consolas" w:eastAsia="맑은 고딕" w:hAnsi="Consolas"/>
+                <w:b w:val="false"/>
+                <w:bCs w:val="false"/>
+                <w:i w:val="false"/>
+                <w:iCs w:val="false"/>
+                <w:color w:val="24292F"/>
+                <w:sz w:val="17"/>
+                <w:szCs w:val="17"/>
+              </w:rPr>
+              <w:t xml:space="preserve">even_sum</w:t>
+            </w:r>
+            <w:r>
+              <w:rPr>
+                <w:rFonts w:ascii="Consolas" w:cs="Consolas" w:eastAsia="맑은 고딕" w:hAnsi="Consolas"/>
+                <w:b w:val="false"/>
+                <w:bCs w:val="false"/>
+                <w:i w:val="false"/>
+                <w:iCs w:val="false"/>
+                <w:color w:val="24292F"/>
+                <w:sz w:val="17"/>
+                <w:szCs w:val="17"/>
+              </w:rPr>
+              <w:t xml:space="preserve">)</w:t>
+            </w:r>
+          </w:p>
+          <w:p>
+            <w:pPr>
+              <w:spacing w:after="0" w:line="252"/>
+            </w:pPr>
+            <w:r>
+              <w:rPr>
+                <w:rFonts w:ascii="Consolas" w:cs="Consolas" w:eastAsia="맑은 고딕" w:hAnsi="Consolas"/>
+                <w:color w:val="A0A0A0"/>
+                <w:sz w:val="17"/>
+                <w:szCs w:val="17"/>
+              </w:rPr>
+              <w:t xml:space="preserve">17  </w:t>
+            </w:r>
+            <w:r>
+              <w:rPr>
+                <w:rFonts w:ascii="Consolas" w:cs="Consolas" w:eastAsia="맑은 고딕" w:hAnsi="Consolas"/>
+                <w:sz w:val="17"/>
+                <w:szCs w:val="17"/>
+              </w:rPr>
+              <w:t xml:space="preserve"> </w:t>
+            </w:r>
+          </w:p>
+          <w:p>
+            <w:pPr>
+              <w:spacing w:after="0" w:line="252"/>
+            </w:pPr>
+            <w:r>
+              <w:rPr>
+                <w:rFonts w:ascii="Consolas" w:cs="Consolas" w:eastAsia="맑은 고딕" w:hAnsi="Consolas"/>
+                <w:color w:val="A0A0A0"/>
+                <w:sz w:val="17"/>
+                <w:szCs w:val="17"/>
+              </w:rPr>
+              <w:t xml:space="preserve">18  </w:t>
+            </w:r>
+            <w:r>
+              <w:rPr>
+                <w:rFonts w:ascii="Consolas" w:cs="Consolas" w:eastAsia="맑은 고딕" w:hAnsi="Consolas"/>
+                <w:b w:val="false"/>
+                <w:bCs w:val="false"/>
+                <w:i/>
+                <w:iCs/>
+                <w:color w:val="6A9955"/>
+                <w:sz w:val="17"/>
+                <w:szCs w:val="17"/>
+              </w:rPr>
               <w:t xml:space="preserve"># 내장 함수 sum 으로 한 번에</w:t>
             </w:r>
           </w:p>
@@ -4800,7 +4934,7 @@
                 <w:sz w:val="17"/>
                 <w:szCs w:val="17"/>
               </w:rPr>
-              <w:t xml:space="preserve">15  </w:t>
+              <w:t xml:space="preserve">19  </w:t>
             </w:r>
             <w:r>
               <w:rPr>
@@ -5260,7 +5394,7 @@
                 <w:sz w:val="19"/>
                 <w:szCs w:val="19"/>
               </w:rPr>
-              <w:t xml:space="preserve">4</w:t>
+              <w:t xml:space="preserve">6</w:t>
             </w:r>
           </w:p>
         </w:tc>
@@ -5362,7 +5496,7 @@
                 <w:sz w:val="19"/>
                 <w:szCs w:val="19"/>
               </w:rPr>
-              <w:t xml:space="preserve">10</w:t>
+              <w:t xml:space="preserve">14</w:t>
             </w:r>
           </w:p>
         </w:tc>
@@ -5464,7 +5598,7 @@
                 <w:sz w:val="19"/>
                 <w:szCs w:val="19"/>
               </w:rPr>
-              <w:t xml:space="preserve">15</w:t>
+              <w:t xml:space="preserve">19</w:t>
             </w:r>
           </w:p>
         </w:tc>
